--- a/Experiments/NPOI.Experiments/WordTemplates/StaticTextInlineVSection.docx
+++ b/Experiments/NPOI.Experiments/WordTemplates/StaticTextInlineVSection.docx
@@ -23,7 +23,6 @@
         <w:jc w:val="right"/>
         <w:rPr>
           <w:u w:val="single"/>
-          <w:lang w:val="en-US"/>
         </w:rPr>
       </w:pPr>
       <w:r>
@@ -38,9 +37,21 @@
       <w:r>
         <w:rPr>
           <w:u w:val="single"/>
+        </w:rPr>
+        <w:t>{{</w:t>
+      </w:r>
+      <w:r>
+        <w:rPr>
+          <w:u w:val="single"/>
           <w:lang w:val="en-US"/>
         </w:rPr>
-        <w:t>{{date}}</w:t>
+        <w:t>date</w:t>
+      </w:r>
+      <w:r>
+        <w:rPr>
+          <w:u w:val="single"/>
+        </w:rPr>
+        <w:t>}}</w:t>
       </w:r>
     </w:p>
     <w:tbl>
@@ -261,6 +272,8 @@
       </w:pPr>
     </w:p>
     <w:sectPr>
+      <w:headerReference w:type="default" r:id="rId6"/>
+      <w:footerReference w:type="default" r:id="rId7"/>
       <w:pgSz w:w="11906" w:h="16838"/>
       <w:pgMar w:top="1134" w:right="850" w:bottom="1134" w:left="1701" w:header="708" w:footer="708" w:gutter="0"/>
       <w:cols w:space="708"/>
@@ -268,6 +281,602 @@
     </w:sectPr>
   </w:body>
 </w:document>
+</file>
+
+<file path=word/endnotes.xml><?xml version="1.0" encoding="utf-8"?>
+<w:endnotes xmlns:wpc="http://schemas.microsoft.com/office/word/2010/wordprocessingCanvas" xmlns:cx="http://schemas.microsoft.com/office/drawing/2014/chartex" xmlns:cx1="http://schemas.microsoft.com/office/drawing/2015/9/8/chartex" xmlns:cx2="http://schemas.microsoft.com/office/drawing/2015/10/21/chartex" xmlns:cx3="http://schemas.microsoft.com/office/drawing/2016/5/9/chartex" xmlns:cx4="http://schemas.microsoft.com/office/drawing/2016/5/10/chartex" xmlns:cx5="http://schemas.microsoft.com/office/drawing/2016/5/11/chartex" xmlns:cx6="http://schemas.microsoft.com/office/drawing/2016/5/12/chartex" xmlns:cx7="http://schemas.microsoft.com/office/drawing/2016/5/13/chartex" xmlns:cx8="http://schemas.microsoft.com/office/drawing/2016/5/14/chartex" xmlns:mc="http://schemas.openxmlformats.org/markup-compatibility/2006" xmlns:aink="http://schemas.microsoft.com/office/drawing/2016/ink" xmlns:am3d="http://schemas.microsoft.com/office/drawing/2017/model3d" xmlns:o="urn:schemas-microsoft-com:office:office" xmlns:r="http://schemas.openxmlformats.org/officeDocument/2006/relationships" xmlns:m="http://schemas.openxmlformats.org/officeDocument/2006/math" xmlns:v="urn:schemas-microsoft-com:vml" xmlns:wp14="http://schemas.microsoft.com/office/word/2010/wordprocessingDrawing" xmlns:wp="http://schemas.openxmlformats.org/drawingml/2006/wordprocessingDrawing" xmlns:w10="urn:schemas-microsoft-com:office:word" xmlns:w="http://schemas.openxmlformats.org/wordprocessingml/2006/main" xmlns:w14="http://schemas.microsoft.com/office/word/2010/wordml" xmlns:w15="http://schemas.microsoft.com/office/word/2012/wordml" xmlns:w16cex="http://schemas.microsoft.com/office/word/2018/wordml/cex" xmlns:w16cid="http://schemas.microsoft.com/office/word/2016/wordml/cid" xmlns:w16="http://schemas.microsoft.com/office/word/2018/wordml" xmlns:w16sdtdh="http://schemas.microsoft.com/office/word/2020/wordml/sdtdatahash" xmlns:w16se="http://schemas.microsoft.com/office/word/2015/wordml/symex" xmlns:wpg="http://schemas.microsoft.com/office/word/2010/wordprocessingGroup" xmlns:wpi="http://schemas.microsoft.com/office/word/2010/wordprocessingInk" xmlns:wne="http://schemas.microsoft.com/office/word/2006/wordml" xmlns:wps="http://schemas.microsoft.com/office/word/2010/wordprocessingShape" mc:Ignorable="w14 w15 w16se w16cid w16 w16cex w16sdtdh wp14">
+  <w:endnote w:type="separator" w:id="-1">
+    <w:p>
+      <w:pPr>
+        <w:spacing w:after="0" w:line="240" w:lineRule="auto"/>
+      </w:pPr>
+      <w:r>
+        <w:separator/>
+      </w:r>
+    </w:p>
+  </w:endnote>
+  <w:endnote w:type="continuationSeparator" w:id="0">
+    <w:p>
+      <w:pPr>
+        <w:spacing w:after="0" w:line="240" w:lineRule="auto"/>
+      </w:pPr>
+      <w:r>
+        <w:continuationSeparator/>
+      </w:r>
+    </w:p>
+  </w:endnote>
+</w:endnotes>
+</file>
+
+<file path=word/footer1.xml><?xml version="1.0" encoding="utf-8"?>
+<w:ftr xmlns:wpc="http://schemas.microsoft.com/office/word/2010/wordprocessingCanvas" xmlns:cx="http://schemas.microsoft.com/office/drawing/2014/chartex" xmlns:cx1="http://schemas.microsoft.com/office/drawing/2015/9/8/chartex" xmlns:cx2="http://schemas.microsoft.com/office/drawing/2015/10/21/chartex" xmlns:cx3="http://schemas.microsoft.com/office/drawing/2016/5/9/chartex" xmlns:cx4="http://schemas.microsoft.com/office/drawing/2016/5/10/chartex" xmlns:cx5="http://schemas.microsoft.com/office/drawing/2016/5/11/chartex" xmlns:cx6="http://schemas.microsoft.com/office/drawing/2016/5/12/chartex" xmlns:cx7="http://schemas.microsoft.com/office/drawing/2016/5/13/chartex" xmlns:cx8="http://schemas.microsoft.com/office/drawing/2016/5/14/chartex" xmlns:mc="http://schemas.openxmlformats.org/markup-compatibility/2006" xmlns:aink="http://schemas.microsoft.com/office/drawing/2016/ink" xmlns:am3d="http://schemas.microsoft.com/office/drawing/2017/model3d" xmlns:o="urn:schemas-microsoft-com:office:office" xmlns:r="http://schemas.openxmlformats.org/officeDocument/2006/relationships" xmlns:m="http://schemas.openxmlformats.org/officeDocument/2006/math" xmlns:v="urn:schemas-microsoft-com:vml" xmlns:wp14="http://schemas.microsoft.com/office/word/2010/wordprocessingDrawing" xmlns:wp="http://schemas.openxmlformats.org/drawingml/2006/wordprocessingDrawing" xmlns:w10="urn:schemas-microsoft-com:office:word" xmlns:w="http://schemas.openxmlformats.org/wordprocessingml/2006/main" xmlns:w14="http://schemas.microsoft.com/office/word/2010/wordml" xmlns:w15="http://schemas.microsoft.com/office/word/2012/wordml" xmlns:w16cex="http://schemas.microsoft.com/office/word/2018/wordml/cex" xmlns:w16cid="http://schemas.microsoft.com/office/word/2016/wordml/cid" xmlns:w16="http://schemas.microsoft.com/office/word/2018/wordml" xmlns:w16sdtdh="http://schemas.microsoft.com/office/word/2020/wordml/sdtdatahash" xmlns:w16se="http://schemas.microsoft.com/office/word/2015/wordml/symex" xmlns:wpg="http://schemas.microsoft.com/office/word/2010/wordprocessingGroup" xmlns:wpi="http://schemas.microsoft.com/office/word/2010/wordprocessingInk" xmlns:wne="http://schemas.microsoft.com/office/word/2006/wordml" xmlns:wps="http://schemas.microsoft.com/office/word/2010/wordprocessingShape" mc:Ignorable="w14 w15 w16se w16cid w16 w16cex w16sdtdh wp14">
+  <w:p>
+    <w:pPr>
+      <w:pStyle w:val="a6"/>
+      <w:tabs>
+        <w:tab w:val="left" w:pos="5130"/>
+      </w:tabs>
+    </w:pPr>
+    <w:r>
+      <w:rPr>
+        <w:noProof/>
+        <w:color w:val="808080" w:themeColor="background1" w:themeShade="80"/>
+      </w:rPr>
+      <mc:AlternateContent>
+        <mc:Choice Requires="wps">
+          <w:drawing>
+            <wp:anchor distT="0" distB="0" distL="182880" distR="182880" simplePos="0" relativeHeight="251660288" behindDoc="0" locked="0" layoutInCell="1" allowOverlap="1" wp14:anchorId="1417FF62" wp14:editId="77AD15CF">
+              <wp:simplePos x="0" y="0"/>
+              <wp:positionH relativeFrom="rightMargin">
+                <wp:align>left</wp:align>
+              </wp:positionH>
+              <mc:AlternateContent>
+                <mc:Choice Requires="wp14">
+                  <wp:positionV relativeFrom="page">
+                    <wp14:pctPosVOffset>91000</wp14:pctPosVOffset>
+                  </wp:positionV>
+                </mc:Choice>
+                <mc:Fallback>
+                  <wp:positionV relativeFrom="page">
+                    <wp:posOffset>9729470</wp:posOffset>
+                  </wp:positionV>
+                </mc:Fallback>
+              </mc:AlternateContent>
+              <wp:extent cx="457200" cy="320634"/>
+              <wp:effectExtent l="0" t="0" r="0" b="3810"/>
+              <wp:wrapNone/>
+              <wp:docPr id="41" name="Прямоугольник 41"/>
+              <wp:cNvGraphicFramePr/>
+              <a:graphic xmlns:a="http://schemas.openxmlformats.org/drawingml/2006/main">
+                <a:graphicData uri="http://schemas.microsoft.com/office/word/2010/wordprocessingShape">
+                  <wps:wsp>
+                    <wps:cNvSpPr/>
+                    <wps:spPr>
+                      <a:xfrm>
+                        <a:off x="0" y="0"/>
+                        <a:ext cx="457200" cy="320634"/>
+                      </a:xfrm>
+                      <a:prstGeom prst="rect">
+                        <a:avLst/>
+                      </a:prstGeom>
+                      <a:solidFill>
+                        <a:schemeClr val="tx1"/>
+                      </a:solidFill>
+                      <a:ln w="38100">
+                        <a:noFill/>
+                      </a:ln>
+                    </wps:spPr>
+                    <wps:style>
+                      <a:lnRef idx="2">
+                        <a:schemeClr val="accent1">
+                          <a:shade val="50000"/>
+                        </a:schemeClr>
+                      </a:lnRef>
+                      <a:fillRef idx="1">
+                        <a:schemeClr val="accent1"/>
+                      </a:fillRef>
+                      <a:effectRef idx="0">
+                        <a:schemeClr val="accent1"/>
+                      </a:effectRef>
+                      <a:fontRef idx="minor">
+                        <a:schemeClr val="lt1"/>
+                      </a:fontRef>
+                    </wps:style>
+                    <wps:txbx>
+                      <w:txbxContent>
+                        <w:p>
+                          <w:pPr>
+                            <w:jc w:val="right"/>
+                            <w:rPr>
+                              <w:color w:val="FFFFFF" w:themeColor="background1"/>
+                              <w:sz w:val="28"/>
+                              <w:szCs w:val="28"/>
+                            </w:rPr>
+                          </w:pPr>
+                          <w:r>
+                            <w:rPr>
+                              <w:color w:val="FFFFFF" w:themeColor="background1"/>
+                              <w:sz w:val="28"/>
+                              <w:szCs w:val="28"/>
+                            </w:rPr>
+                            <w:fldChar w:fldCharType="begin"/>
+                          </w:r>
+                          <w:r>
+                            <w:rPr>
+                              <w:color w:val="FFFFFF" w:themeColor="background1"/>
+                              <w:sz w:val="28"/>
+                              <w:szCs w:val="28"/>
+                            </w:rPr>
+                            <w:instrText>PAGE   \* MERGEFORMAT</w:instrText>
+                          </w:r>
+                          <w:r>
+                            <w:rPr>
+                              <w:color w:val="FFFFFF" w:themeColor="background1"/>
+                              <w:sz w:val="28"/>
+                              <w:szCs w:val="28"/>
+                            </w:rPr>
+                            <w:fldChar w:fldCharType="separate"/>
+                          </w:r>
+                          <w:r>
+                            <w:rPr>
+                              <w:color w:val="FFFFFF" w:themeColor="background1"/>
+                              <w:sz w:val="28"/>
+                              <w:szCs w:val="28"/>
+                            </w:rPr>
+                            <w:t>2</w:t>
+                          </w:r>
+                          <w:r>
+                            <w:rPr>
+                              <w:color w:val="FFFFFF" w:themeColor="background1"/>
+                              <w:sz w:val="28"/>
+                              <w:szCs w:val="28"/>
+                            </w:rPr>
+                            <w:fldChar w:fldCharType="end"/>
+                          </w:r>
+                        </w:p>
+                      </w:txbxContent>
+                    </wps:txbx>
+                    <wps:bodyPr rot="0" spcFirstLastPara="0" vertOverflow="overflow" horzOverflow="overflow" vert="horz" wrap="square" lIns="91440" tIns="45720" rIns="91440" bIns="45720" numCol="1" spcCol="0" rtlCol="0" fromWordArt="0" anchor="b" anchorCtr="0" forceAA="0" compatLnSpc="1">
+                      <a:prstTxWarp prst="textNoShape">
+                        <a:avLst/>
+                      </a:prstTxWarp>
+                      <a:noAutofit/>
+                    </wps:bodyPr>
+                  </wps:wsp>
+                </a:graphicData>
+              </a:graphic>
+            </wp:anchor>
+          </w:drawing>
+        </mc:Choice>
+        <mc:Fallback>
+          <w:pict>
+            <v:rect w14:anchorId="1417FF62" id="Прямоугольник 41" o:spid="_x0000_s1026" style="position:absolute;margin-left:0;margin-top:0;width:36pt;height:25.25pt;z-index:251660288;visibility:visible;mso-wrap-style:square;mso-top-percent:910;mso-wrap-distance-left:14.4pt;mso-wrap-distance-top:0;mso-wrap-distance-right:14.4pt;mso-wrap-distance-bottom:0;mso-position-horizontal:left;mso-position-horizontal-relative:right-margin-area;mso-position-vertical-relative:page;mso-top-percent:910;v-text-anchor:bottom" o:gfxdata="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" fillcolor="black [3213]" stroked="f" strokeweight="3pt">
+              <v:textbox>
+                <w:txbxContent>
+                  <w:p>
+                    <w:pPr>
+                      <w:jc w:val="right"/>
+                      <w:rPr>
+                        <w:color w:val="FFFFFF" w:themeColor="background1"/>
+                        <w:sz w:val="28"/>
+                        <w:szCs w:val="28"/>
+                      </w:rPr>
+                    </w:pPr>
+                    <w:r>
+                      <w:rPr>
+                        <w:color w:val="FFFFFF" w:themeColor="background1"/>
+                        <w:sz w:val="28"/>
+                        <w:szCs w:val="28"/>
+                      </w:rPr>
+                      <w:fldChar w:fldCharType="begin"/>
+                    </w:r>
+                    <w:r>
+                      <w:rPr>
+                        <w:color w:val="FFFFFF" w:themeColor="background1"/>
+                        <w:sz w:val="28"/>
+                        <w:szCs w:val="28"/>
+                      </w:rPr>
+                      <w:instrText>PAGE   \* MERGEFORMAT</w:instrText>
+                    </w:r>
+                    <w:r>
+                      <w:rPr>
+                        <w:color w:val="FFFFFF" w:themeColor="background1"/>
+                        <w:sz w:val="28"/>
+                        <w:szCs w:val="28"/>
+                      </w:rPr>
+                      <w:fldChar w:fldCharType="separate"/>
+                    </w:r>
+                    <w:r>
+                      <w:rPr>
+                        <w:color w:val="FFFFFF" w:themeColor="background1"/>
+                        <w:sz w:val="28"/>
+                        <w:szCs w:val="28"/>
+                      </w:rPr>
+                      <w:t>2</w:t>
+                    </w:r>
+                    <w:r>
+                      <w:rPr>
+                        <w:color w:val="FFFFFF" w:themeColor="background1"/>
+                        <w:sz w:val="28"/>
+                        <w:szCs w:val="28"/>
+                      </w:rPr>
+                      <w:fldChar w:fldCharType="end"/>
+                    </w:r>
+                  </w:p>
+                </w:txbxContent>
+              </v:textbox>
+              <w10:wrap anchorx="margin" anchory="page"/>
+            </v:rect>
+          </w:pict>
+        </mc:Fallback>
+      </mc:AlternateContent>
+    </w:r>
+    <w:r>
+      <w:rPr>
+        <w:noProof/>
+        <w:color w:val="808080" w:themeColor="background1" w:themeShade="80"/>
+      </w:rPr>
+      <mc:AlternateContent>
+        <mc:Choice Requires="wpg">
+          <w:drawing>
+            <wp:anchor distT="0" distB="0" distL="182880" distR="182880" simplePos="0" relativeHeight="251659264" behindDoc="1" locked="0" layoutInCell="1" allowOverlap="1" wp14:anchorId="462AA3C7" wp14:editId="6CD9F39D">
+              <wp:simplePos x="0" y="0"/>
+              <wp:positionH relativeFrom="rightMargin">
+                <wp:align>left</wp:align>
+              </wp:positionH>
+              <mc:AlternateContent>
+                <mc:Choice Requires="wp14">
+                  <wp:positionV relativeFrom="page">
+                    <wp14:pctPosVOffset>9500</wp14:pctPosVOffset>
+                  </wp:positionV>
+                </mc:Choice>
+                <mc:Fallback>
+                  <wp:positionV relativeFrom="page">
+                    <wp:posOffset>1015365</wp:posOffset>
+                  </wp:positionV>
+                </mc:Fallback>
+              </mc:AlternateContent>
+              <wp:extent cx="457200" cy="8229600"/>
+              <wp:effectExtent l="0" t="0" r="0" b="635"/>
+              <wp:wrapNone/>
+              <wp:docPr id="42" name="Группа 42"/>
+              <wp:cNvGraphicFramePr/>
+              <a:graphic xmlns:a="http://schemas.openxmlformats.org/drawingml/2006/main">
+                <a:graphicData uri="http://schemas.microsoft.com/office/word/2010/wordprocessingGroup">
+                  <wpg:wgp>
+                    <wpg:cNvGrpSpPr/>
+                    <wpg:grpSpPr>
+                      <a:xfrm>
+                        <a:off x="0" y="0"/>
+                        <a:ext cx="457200" cy="8229600"/>
+                        <a:chOff x="0" y="0"/>
+                        <a:chExt cx="457200" cy="8229600"/>
+                      </a:xfrm>
+                    </wpg:grpSpPr>
+                    <wps:wsp>
+                      <wps:cNvPr id="43" name="Прямоугольник 43"/>
+                      <wps:cNvSpPr/>
+                      <wps:spPr>
+                        <a:xfrm>
+                          <a:off x="439387" y="0"/>
+                          <a:ext cx="17813" cy="8229600"/>
+                        </a:xfrm>
+                        <a:prstGeom prst="rect">
+                          <a:avLst/>
+                        </a:prstGeom>
+                        <a:solidFill>
+                          <a:schemeClr val="tx1"/>
+                        </a:solidFill>
+                        <a:ln>
+                          <a:noFill/>
+                        </a:ln>
+                      </wps:spPr>
+                      <wps:style>
+                        <a:lnRef idx="2">
+                          <a:schemeClr val="accent1">
+                            <a:shade val="50000"/>
+                          </a:schemeClr>
+                        </a:lnRef>
+                        <a:fillRef idx="1">
+                          <a:schemeClr val="accent1"/>
+                        </a:fillRef>
+                        <a:effectRef idx="0">
+                          <a:schemeClr val="accent1"/>
+                        </a:effectRef>
+                        <a:fontRef idx="minor">
+                          <a:schemeClr val="lt1"/>
+                        </a:fontRef>
+                      </wps:style>
+                      <wps:bodyPr rot="0" spcFirstLastPara="0" vertOverflow="overflow" horzOverflow="overflow" vert="horz" wrap="square" lIns="91440" tIns="45720" rIns="91440" bIns="45720" numCol="1" spcCol="0" rtlCol="0" fromWordArt="0" anchor="ctr" anchorCtr="0" forceAA="0" compatLnSpc="1">
+                        <a:prstTxWarp prst="textNoShape">
+                          <a:avLst/>
+                        </a:prstTxWarp>
+                        <a:noAutofit/>
+                      </wps:bodyPr>
+                    </wps:wsp>
+                    <wps:wsp>
+                      <wps:cNvPr id="44" name="Текстовое поле 44"/>
+                      <wps:cNvSpPr txBox="1"/>
+                      <wps:spPr>
+                        <a:xfrm>
+                          <a:off x="0" y="0"/>
+                          <a:ext cx="457200" cy="8229600"/>
+                        </a:xfrm>
+                        <a:prstGeom prst="rect">
+                          <a:avLst/>
+                        </a:prstGeom>
+                        <a:noFill/>
+                        <a:ln w="6350">
+                          <a:noFill/>
+                        </a:ln>
+                        <a:effectLst/>
+                      </wps:spPr>
+                      <wps:style>
+                        <a:lnRef idx="0">
+                          <a:schemeClr val="accent1"/>
+                        </a:lnRef>
+                        <a:fillRef idx="0">
+                          <a:schemeClr val="accent1"/>
+                        </a:fillRef>
+                        <a:effectRef idx="0">
+                          <a:schemeClr val="accent1"/>
+                        </a:effectRef>
+                        <a:fontRef idx="minor">
+                          <a:schemeClr val="dk1"/>
+                        </a:fontRef>
+                      </wps:style>
+                      <wps:txbx>
+                        <w:txbxContent>
+                          <w:sdt>
+                            <w:sdtPr>
+                              <w:rPr>
+                                <w:color w:val="7F7F7F" w:themeColor="text1" w:themeTint="80"/>
+                              </w:rPr>
+                              <w:alias w:val="Дата"/>
+                              <w:tag w:val=""/>
+                              <w:id w:val="932940624"/>
+                              <w:showingPlcHdr/>
+                              <w:dataBinding w:prefixMappings="xmlns:ns0='http://schemas.microsoft.com/office/2006/coverPageProps' " w:xpath="/ns0:CoverPageProperties[1]/ns0:PublishDate[1]" w:storeItemID="{55AF091B-3C7A-41E3-B477-F2FDAA23CFDA}"/>
+                              <w:date>
+                                <w:dateFormat w:val="d.M.yyyy"/>
+                                <w:lid w:val="ru-RU"/>
+                                <w:storeMappedDataAs w:val="dateTime"/>
+                                <w:calendar w:val="gregorian"/>
+                              </w:date>
+                            </w:sdtPr>
+                            <w:sdtContent>
+                              <w:p>
+                                <w:pPr>
+                                  <w:rPr>
+                                    <w:color w:val="7F7F7F" w:themeColor="text1" w:themeTint="80"/>
+                                  </w:rPr>
+                                </w:pPr>
+                                <w:r>
+                                  <w:rPr>
+                                    <w:color w:val="7F7F7F" w:themeColor="text1" w:themeTint="80"/>
+                                  </w:rPr>
+                                  <w:t>[Дата]</w:t>
+                                </w:r>
+                              </w:p>
+                            </w:sdtContent>
+                          </w:sdt>
+                        </w:txbxContent>
+                      </wps:txbx>
+                      <wps:bodyPr rot="0" spcFirstLastPara="0" vertOverflow="overflow" horzOverflow="overflow" vert="vert270" wrap="square" lIns="182880" tIns="45720" rIns="91440" bIns="137160" numCol="1" spcCol="0" rtlCol="0" fromWordArt="0" anchor="b" anchorCtr="0" forceAA="0" compatLnSpc="1">
+                        <a:prstTxWarp prst="textNoShape">
+                          <a:avLst/>
+                        </a:prstTxWarp>
+                        <a:noAutofit/>
+                      </wps:bodyPr>
+                    </wps:wsp>
+                  </wpg:wgp>
+                </a:graphicData>
+              </a:graphic>
+              <wp14:sizeRelV relativeFrom="page">
+                <wp14:pctHeight>82000</wp14:pctHeight>
+              </wp14:sizeRelV>
+            </wp:anchor>
+          </w:drawing>
+        </mc:Choice>
+        <mc:Fallback>
+          <w:pict>
+            <v:group w14:anchorId="462AA3C7" id="Группа 42" o:spid="_x0000_s1027" style="position:absolute;margin-left:0;margin-top:0;width:36pt;height:9in;z-index:-251657216;mso-height-percent:820;mso-top-percent:95;mso-wrap-distance-left:14.4pt;mso-wrap-distance-right:14.4pt;mso-position-horizontal:left;mso-position-horizontal-relative:right-margin-area;mso-position-vertical-relative:page;mso-height-percent:820;mso-top-percent:95" coordsize="4572,82296" o:gfxdata="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">
+              <v:rect id="Прямоугольник 43" o:spid="_x0000_s1028" style="position:absolute;left:4393;width:179;height:82296;visibility:visible;mso-wrap-style:square;v-text-anchor:middle" o:gfxdata="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" fillcolor="black [3213]" stroked="f" strokeweight="1pt"/>
+              <v:shapetype id="_x0000_t202" coordsize="21600,21600" o:spt="202" path="m,l,21600r21600,l21600,xe">
+                <v:stroke joinstyle="miter"/>
+                <v:path gradientshapeok="t" o:connecttype="rect"/>
+              </v:shapetype>
+              <v:shape id="Текстовое поле 44" o:spid="_x0000_s1029" type="#_x0000_t202" style="position:absolute;width:4572;height:82296;visibility:visible;mso-wrap-style:square;v-text-anchor:bottom" o:gfxdata="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" filled="f" stroked="f" strokeweight=".5pt">
+                <v:textbox style="layout-flow:vertical;mso-layout-flow-alt:bottom-to-top" inset="14.4pt,,,10.8pt">
+                  <w:txbxContent>
+                    <w:sdt>
+                      <w:sdtPr>
+                        <w:rPr>
+                          <w:color w:val="7F7F7F" w:themeColor="text1" w:themeTint="80"/>
+                        </w:rPr>
+                        <w:alias w:val="Дата"/>
+                        <w:tag w:val=""/>
+                        <w:id w:val="932940624"/>
+                        <w:showingPlcHdr/>
+                        <w:dataBinding w:prefixMappings="xmlns:ns0='http://schemas.microsoft.com/office/2006/coverPageProps' " w:xpath="/ns0:CoverPageProperties[1]/ns0:PublishDate[1]" w:storeItemID="{55AF091B-3C7A-41E3-B477-F2FDAA23CFDA}"/>
+                        <w:date>
+                          <w:dateFormat w:val="d.M.yyyy"/>
+                          <w:lid w:val="ru-RU"/>
+                          <w:storeMappedDataAs w:val="dateTime"/>
+                          <w:calendar w:val="gregorian"/>
+                        </w:date>
+                      </w:sdtPr>
+                      <w:sdtContent>
+                        <w:p>
+                          <w:pPr>
+                            <w:rPr>
+                              <w:color w:val="7F7F7F" w:themeColor="text1" w:themeTint="80"/>
+                            </w:rPr>
+                          </w:pPr>
+                          <w:r>
+                            <w:rPr>
+                              <w:color w:val="7F7F7F" w:themeColor="text1" w:themeTint="80"/>
+                            </w:rPr>
+                            <w:t>[Дата]</w:t>
+                          </w:r>
+                        </w:p>
+                      </w:sdtContent>
+                    </w:sdt>
+                  </w:txbxContent>
+                </v:textbox>
+              </v:shape>
+              <w10:wrap anchorx="margin" anchory="page"/>
+            </v:group>
+          </w:pict>
+        </mc:Fallback>
+      </mc:AlternateContent>
+    </w:r>
+  </w:p>
+  <w:p>
+    <w:pPr>
+      <w:pStyle w:val="a6"/>
+    </w:pPr>
+  </w:p>
+</w:ftr>
+</file>
+
+<file path=word/footnotes.xml><?xml version="1.0" encoding="utf-8"?>
+<w:footnotes xmlns:wpc="http://schemas.microsoft.com/office/word/2010/wordprocessingCanvas" xmlns:cx="http://schemas.microsoft.com/office/drawing/2014/chartex" xmlns:cx1="http://schemas.microsoft.com/office/drawing/2015/9/8/chartex" xmlns:cx2="http://schemas.microsoft.com/office/drawing/2015/10/21/chartex" xmlns:cx3="http://schemas.microsoft.com/office/drawing/2016/5/9/chartex" xmlns:cx4="http://schemas.microsoft.com/office/drawing/2016/5/10/chartex" xmlns:cx5="http://schemas.microsoft.com/office/drawing/2016/5/11/chartex" xmlns:cx6="http://schemas.microsoft.com/office/drawing/2016/5/12/chartex" xmlns:cx7="http://schemas.microsoft.com/office/drawing/2016/5/13/chartex" xmlns:cx8="http://schemas.microsoft.com/office/drawing/2016/5/14/chartex" xmlns:mc="http://schemas.openxmlformats.org/markup-compatibility/2006" xmlns:aink="http://schemas.microsoft.com/office/drawing/2016/ink" xmlns:am3d="http://schemas.microsoft.com/office/drawing/2017/model3d" xmlns:o="urn:schemas-microsoft-com:office:office" xmlns:r="http://schemas.openxmlformats.org/officeDocument/2006/relationships" xmlns:m="http://schemas.openxmlformats.org/officeDocument/2006/math" xmlns:v="urn:schemas-microsoft-com:vml" xmlns:wp14="http://schemas.microsoft.com/office/word/2010/wordprocessingDrawing" xmlns:wp="http://schemas.openxmlformats.org/drawingml/2006/wordprocessingDrawing" xmlns:w10="urn:schemas-microsoft-com:office:word" xmlns:w="http://schemas.openxmlformats.org/wordprocessingml/2006/main" xmlns:w14="http://schemas.microsoft.com/office/word/2010/wordml" xmlns:w15="http://schemas.microsoft.com/office/word/2012/wordml" xmlns:w16cex="http://schemas.microsoft.com/office/word/2018/wordml/cex" xmlns:w16cid="http://schemas.microsoft.com/office/word/2016/wordml/cid" xmlns:w16="http://schemas.microsoft.com/office/word/2018/wordml" xmlns:w16sdtdh="http://schemas.microsoft.com/office/word/2020/wordml/sdtdatahash" xmlns:w16se="http://schemas.microsoft.com/office/word/2015/wordml/symex" xmlns:wpg="http://schemas.microsoft.com/office/word/2010/wordprocessingGroup" xmlns:wpi="http://schemas.microsoft.com/office/word/2010/wordprocessingInk" xmlns:wne="http://schemas.microsoft.com/office/word/2006/wordml" xmlns:wps="http://schemas.microsoft.com/office/word/2010/wordprocessingShape" mc:Ignorable="w14 w15 w16se w16cid w16 w16cex w16sdtdh wp14">
+  <w:footnote w:type="separator" w:id="-1">
+    <w:p>
+      <w:pPr>
+        <w:spacing w:after="0" w:line="240" w:lineRule="auto"/>
+      </w:pPr>
+      <w:r>
+        <w:separator/>
+      </w:r>
+    </w:p>
+  </w:footnote>
+  <w:footnote w:type="continuationSeparator" w:id="0">
+    <w:p>
+      <w:pPr>
+        <w:spacing w:after="0" w:line="240" w:lineRule="auto"/>
+      </w:pPr>
+      <w:r>
+        <w:continuationSeparator/>
+      </w:r>
+    </w:p>
+  </w:footnote>
+</w:footnotes>
+</file>
+
+<file path=word/header1.xml><?xml version="1.0" encoding="utf-8"?>
+<w:hdr xmlns:wpc="http://schemas.microsoft.com/office/word/2010/wordprocessingCanvas" xmlns:cx="http://schemas.microsoft.com/office/drawing/2014/chartex" xmlns:cx1="http://schemas.microsoft.com/office/drawing/2015/9/8/chartex" xmlns:cx2="http://schemas.microsoft.com/office/drawing/2015/10/21/chartex" xmlns:cx3="http://schemas.microsoft.com/office/drawing/2016/5/9/chartex" xmlns:cx4="http://schemas.microsoft.com/office/drawing/2016/5/10/chartex" xmlns:cx5="http://schemas.microsoft.com/office/drawing/2016/5/11/chartex" xmlns:cx6="http://schemas.microsoft.com/office/drawing/2016/5/12/chartex" xmlns:cx7="http://schemas.microsoft.com/office/drawing/2016/5/13/chartex" xmlns:cx8="http://schemas.microsoft.com/office/drawing/2016/5/14/chartex" xmlns:mc="http://schemas.openxmlformats.org/markup-compatibility/2006" xmlns:aink="http://schemas.microsoft.com/office/drawing/2016/ink" xmlns:am3d="http://schemas.microsoft.com/office/drawing/2017/model3d" xmlns:o="urn:schemas-microsoft-com:office:office" xmlns:r="http://schemas.openxmlformats.org/officeDocument/2006/relationships" xmlns:m="http://schemas.openxmlformats.org/officeDocument/2006/math" xmlns:v="urn:schemas-microsoft-com:vml" xmlns:wp14="http://schemas.microsoft.com/office/word/2010/wordprocessingDrawing" xmlns:wp="http://schemas.openxmlformats.org/drawingml/2006/wordprocessingDrawing" xmlns:w10="urn:schemas-microsoft-com:office:word" xmlns:w="http://schemas.openxmlformats.org/wordprocessingml/2006/main" xmlns:w14="http://schemas.microsoft.com/office/word/2010/wordml" xmlns:w15="http://schemas.microsoft.com/office/word/2012/wordml" xmlns:w16cex="http://schemas.microsoft.com/office/word/2018/wordml/cex" xmlns:w16cid="http://schemas.microsoft.com/office/word/2016/wordml/cid" xmlns:w16="http://schemas.microsoft.com/office/word/2018/wordml" xmlns:w16sdtdh="http://schemas.microsoft.com/office/word/2020/wordml/sdtdatahash" xmlns:w16se="http://schemas.microsoft.com/office/word/2015/wordml/symex" xmlns:wpg="http://schemas.microsoft.com/office/word/2010/wordprocessingGroup" xmlns:wpi="http://schemas.microsoft.com/office/word/2010/wordprocessingInk" xmlns:wne="http://schemas.microsoft.com/office/word/2006/wordml" xmlns:wps="http://schemas.microsoft.com/office/word/2010/wordprocessingShape" mc:Ignorable="w14 w15 w16se w16cid w16 w16cex w16sdtdh wp14">
+  <w:p>
+    <w:pPr>
+      <w:pStyle w:val="a4"/>
+      <w:rPr>
+        <w:lang w:val="en-US"/>
+      </w:rPr>
+    </w:pPr>
+    <w:proofErr w:type="spellStart"/>
+    <w:r>
+      <w:rPr>
+        <w:lang w:val="en-US"/>
+      </w:rPr>
+      <w:t>asdfasdfa</w:t>
+    </w:r>
+    <w:proofErr w:type="spellEnd"/>
+    <w:r>
+      <w:ptab w:relativeTo="margin" w:alignment="center" w:leader="none"/>
+    </w:r>
+    <w:proofErr w:type="spellStart"/>
+    <w:r>
+      <w:rPr>
+        <w:lang w:val="en-US"/>
+      </w:rPr>
+      <w:t>asdfasdfasd</w:t>
+    </w:r>
+    <w:proofErr w:type="spellEnd"/>
+    <w:r>
+      <w:ptab w:relativeTo="margin" w:alignment="right" w:leader="none"/>
+    </w:r>
+    <w:proofErr w:type="spellStart"/>
+    <w:r>
+      <w:rPr>
+        <w:lang w:val="en-US"/>
+      </w:rPr>
+      <w:t>dfgsdfgsdf</w:t>
+    </w:r>
+    <w:proofErr w:type="spellEnd"/>
+  </w:p>
+  <w:tbl>
+    <w:tblPr>
+      <w:tblStyle w:val="a3"/>
+      <w:tblW w:w="0" w:type="auto"/>
+      <w:tblLook w:val="04A0" w:firstRow="1" w:lastRow="0" w:firstColumn="1" w:lastColumn="0" w:noHBand="0" w:noVBand="1"/>
+    </w:tblPr>
+    <w:tblGrid>
+      <w:gridCol w:w="1869"/>
+      <w:gridCol w:w="1869"/>
+      <w:gridCol w:w="1869"/>
+      <w:gridCol w:w="1869"/>
+      <w:gridCol w:w="1869"/>
+    </w:tblGrid>
+    <w:tr>
+      <w:tc>
+        <w:tcPr>
+          <w:tcW w:w="1869" w:type="dxa"/>
+        </w:tcPr>
+        <w:p>
+          <w:pPr>
+            <w:pStyle w:val="a4"/>
+          </w:pPr>
+        </w:p>
+      </w:tc>
+      <w:tc>
+        <w:tcPr>
+          <w:tcW w:w="1869" w:type="dxa"/>
+        </w:tcPr>
+        <w:p>
+          <w:pPr>
+            <w:pStyle w:val="a4"/>
+          </w:pPr>
+        </w:p>
+      </w:tc>
+      <w:tc>
+        <w:tcPr>
+          <w:tcW w:w="1869" w:type="dxa"/>
+        </w:tcPr>
+        <w:p>
+          <w:pPr>
+            <w:pStyle w:val="a4"/>
+          </w:pPr>
+        </w:p>
+      </w:tc>
+      <w:tc>
+        <w:tcPr>
+          <w:tcW w:w="1869" w:type="dxa"/>
+        </w:tcPr>
+        <w:p>
+          <w:pPr>
+            <w:pStyle w:val="a4"/>
+          </w:pPr>
+        </w:p>
+      </w:tc>
+      <w:tc>
+        <w:tcPr>
+          <w:tcW w:w="1869" w:type="dxa"/>
+        </w:tcPr>
+        <w:p>
+          <w:pPr>
+            <w:pStyle w:val="a4"/>
+          </w:pPr>
+        </w:p>
+      </w:tc>
+    </w:tr>
+  </w:tbl>
+  <w:p>
+    <w:pPr>
+      <w:pStyle w:val="a4"/>
+    </w:pPr>
+  </w:p>
+</w:hdr>
 </file>
 
 <file path=word/styles.xml><?xml version="1.0" encoding="utf-8"?>
@@ -715,6 +1324,50 @@
       </w:tblBorders>
     </w:tblPr>
   </w:style>
+  <w:style w:type="paragraph" w:styleId="a4">
+    <w:name w:val="header"/>
+    <w:basedOn w:val="a"/>
+    <w:link w:val="a5"/>
+    <w:uiPriority w:val="99"/>
+    <w:unhideWhenUsed/>
+    <w:rsid w:val="007852C9"/>
+    <w:pPr>
+      <w:tabs>
+        <w:tab w:val="center" w:pos="4677"/>
+        <w:tab w:val="right" w:pos="9355"/>
+      </w:tabs>
+      <w:spacing w:after="0" w:line="240" w:lineRule="auto"/>
+    </w:pPr>
+  </w:style>
+  <w:style w:type="character" w:customStyle="1" w:styleId="a5">
+    <w:name w:val="Верхний колонтитул Знак"/>
+    <w:basedOn w:val="a0"/>
+    <w:link w:val="a4"/>
+    <w:uiPriority w:val="99"/>
+    <w:rsid w:val="007852C9"/>
+  </w:style>
+  <w:style w:type="paragraph" w:styleId="a6">
+    <w:name w:val="footer"/>
+    <w:basedOn w:val="a"/>
+    <w:link w:val="a7"/>
+    <w:uiPriority w:val="99"/>
+    <w:unhideWhenUsed/>
+    <w:rsid w:val="007852C9"/>
+    <w:pPr>
+      <w:tabs>
+        <w:tab w:val="center" w:pos="4677"/>
+        <w:tab w:val="right" w:pos="9355"/>
+      </w:tabs>
+      <w:spacing w:after="0" w:line="240" w:lineRule="auto"/>
+    </w:pPr>
+  </w:style>
+  <w:style w:type="character" w:customStyle="1" w:styleId="a7">
+    <w:name w:val="Нижний колонтитул Знак"/>
+    <w:basedOn w:val="a0"/>
+    <w:link w:val="a6"/>
+    <w:uiPriority w:val="99"/>
+    <w:rsid w:val="007852C9"/>
+  </w:style>
 </w:styles>
 </file>
 
